--- a/задания/10-11.docx
+++ b/задания/10-11.docx
@@ -1,6 +1,6 @@
 
 <file path=word/document.xml><?xml version="1.0" encoding="utf-8"?>
-<w:document xmlns:wpc="http://schemas.microsoft.com/office/word/2010/wordprocessingCanvas" xmlns:cx="http://schemas.microsoft.com/office/drawing/2014/chartex" xmlns:cx1="http://schemas.microsoft.com/office/drawing/2015/9/8/chartex" xmlns:cx2="http://schemas.microsoft.com/office/drawing/2015/10/21/chartex" xmlns:cx3="http://schemas.microsoft.com/office/drawing/2016/5/9/chartex" xmlns:cx4="http://schemas.microsoft.com/office/drawing/2016/5/10/chartex" xmlns:cx5="http://schemas.microsoft.com/office/drawing/2016/5/11/chartex" xmlns:cx6="http://schemas.microsoft.com/office/drawing/2016/5/12/chartex" xmlns:cx7="http://schemas.microsoft.com/office/drawing/2016/5/13/chartex" xmlns:cx8="http://schemas.microsoft.com/office/drawing/2016/5/14/chartex" xmlns:mc="http://schemas.openxmlformats.org/markup-compatibility/2006" xmlns:aink="http://schemas.microsoft.com/office/drawing/2016/ink" xmlns:am3d="http://schemas.microsoft.com/office/drawing/2017/model3d" xmlns:o="urn:schemas-microsoft-com:office:office" xmlns:oel="http://schemas.microsoft.com/office/2019/extlst" xmlns:r="http://schemas.openxmlformats.org/officeDocument/2006/relationships" xmlns:m="http://schemas.openxmlformats.org/officeDocument/2006/math" xmlns:v="urn:schemas-microsoft-com:vml" xmlns:wp14="http://schemas.microsoft.com/office/word/2010/wordprocessingDrawing" xmlns:wp="http://schemas.openxmlformats.org/drawingml/2006/wordprocessingDrawing" xmlns:w10="urn:schemas-microsoft-com:office:word" xmlns:w="http://schemas.openxmlformats.org/wordprocessingml/2006/main" xmlns:w14="http://schemas.microsoft.com/office/word/2010/wordml" xmlns:w15="http://schemas.microsoft.com/office/word/2012/wordml" xmlns:w16cex="http://schemas.microsoft.com/office/word/2018/wordml/cex" xmlns:w16cid="http://schemas.microsoft.com/office/word/2016/wordml/cid" xmlns:w16="http://schemas.microsoft.com/office/word/2018/wordml" xmlns:w16du="http://schemas.microsoft.com/office/word/2023/wordml/word16du" xmlns:w16sdtdh="http://schemas.microsoft.com/office/word/2020/wordml/sdtdatahash" xmlns:w16se="http://schemas.microsoft.com/office/word/2015/wordml/symex" xmlns:wpg="http://schemas.microsoft.com/office/word/2010/wordprocessingGroup" xmlns:wpi="http://schemas.microsoft.com/office/word/2010/wordprocessingInk" xmlns:wne="http://schemas.microsoft.com/office/word/2006/wordml" xmlns:wps="http://schemas.microsoft.com/office/word/2010/wordprocessingShape" mc:Ignorable="w14 w15 w16se w16cid w16 w16cex w16sdtdh w16du wp14">
+<w:document xmlns:wpc="http://schemas.microsoft.com/office/word/2010/wordprocessingCanvas" xmlns:cx="http://schemas.microsoft.com/office/drawing/2014/chartex" xmlns:cx1="http://schemas.microsoft.com/office/drawing/2015/9/8/chartex" xmlns:cx2="http://schemas.microsoft.com/office/drawing/2015/10/21/chartex" xmlns:cx3="http://schemas.microsoft.com/office/drawing/2016/5/9/chartex" xmlns:cx4="http://schemas.microsoft.com/office/drawing/2016/5/10/chartex" xmlns:cx5="http://schemas.microsoft.com/office/drawing/2016/5/11/chartex" xmlns:cx6="http://schemas.microsoft.com/office/drawing/2016/5/12/chartex" xmlns:cx7="http://schemas.microsoft.com/office/drawing/2016/5/13/chartex" xmlns:cx8="http://schemas.microsoft.com/office/drawing/2016/5/14/chartex" xmlns:mc="http://schemas.openxmlformats.org/markup-compatibility/2006" xmlns:aink="http://schemas.microsoft.com/office/drawing/2016/ink" xmlns:am3d="http://schemas.microsoft.com/office/drawing/2017/model3d" xmlns:o="urn:schemas-microsoft-com:office:office" xmlns:oel="http://schemas.microsoft.com/office/2019/extlst" xmlns:r="http://schemas.openxmlformats.org/officeDocument/2006/relationships" xmlns:m="http://schemas.openxmlformats.org/officeDocument/2006/math" xmlns:v="urn:schemas-microsoft-com:vml" xmlns:wp14="http://schemas.microsoft.com/office/word/2010/wordprocessingDrawing" xmlns:wp="http://schemas.openxmlformats.org/drawingml/2006/wordprocessingDrawing" xmlns:w10="urn:schemas-microsoft-com:office:word" xmlns:w="http://schemas.openxmlformats.org/wordprocessingml/2006/main" xmlns:w14="http://schemas.microsoft.com/office/word/2010/wordml" xmlns:w15="http://schemas.microsoft.com/office/word/2012/wordml" xmlns:w16cex="http://schemas.microsoft.com/office/word/2018/wordml/cex" xmlns:w16cid="http://schemas.microsoft.com/office/word/2016/wordml/cid" xmlns:w16="http://schemas.microsoft.com/office/word/2018/wordml" xmlns:w16du="http://schemas.microsoft.com/office/word/2023/wordml/word16du" xmlns:w16sdtdh="http://schemas.microsoft.com/office/word/2020/wordml/sdtdatahash" xmlns:w16sdtfl="http://schemas.microsoft.com/office/word/2024/wordml/sdtformatlock" xmlns:w16se="http://schemas.microsoft.com/office/word/2015/wordml/symex" xmlns:wpg="http://schemas.microsoft.com/office/word/2010/wordprocessingGroup" xmlns:wpi="http://schemas.microsoft.com/office/word/2010/wordprocessingInk" xmlns:wne="http://schemas.microsoft.com/office/word/2006/wordml" xmlns:wps="http://schemas.microsoft.com/office/word/2010/wordprocessingShape" mc:Ignorable="w14 w15 w16se w16cid w16 w16cex w16sdtdh w16sdtfl w16du wp14">
   <w:body>
     <w:p>
       <w:pPr>
@@ -164,17 +164,43 @@
         <w:rPr>
           <w:rStyle w:val="fontstyle01"/>
           <w:rFonts w:ascii="Times New Roman" w:hAnsi="Times New Roman" w:cs="Times New Roman"/>
-          <w:color w:val="FF0000"/>
           <w:sz w:val="24"/>
           <w:szCs w:val="24"/>
         </w:rPr>
       </w:pPr>
+      <w:r>
+        <w:rPr>
+          <w:rFonts w:ascii="Times New Roman" w:hAnsi="Times New Roman" w:cs="Times New Roman"/>
+          <w:color w:val="000000"/>
+          <w:sz w:val="24"/>
+          <w:szCs w:val="24"/>
+        </w:rPr>
+        <w:br/>
+      </w:r>
+      <w:r>
+        <w:rPr>
+          <w:rStyle w:val="fontstyle01"/>
+          <w:rFonts w:ascii="Times New Roman" w:hAnsi="Times New Roman" w:cs="Times New Roman"/>
+          <w:sz w:val="24"/>
+          <w:szCs w:val="24"/>
+        </w:rPr>
+        <w:t>Вариант 15. Программное обеспечение.</w:t>
+      </w:r>
+      <w:r>
+        <w:rPr>
+          <w:rFonts w:ascii="Times New Roman" w:hAnsi="Times New Roman" w:cs="Times New Roman"/>
+          <w:color w:val="000000"/>
+          <w:sz w:val="24"/>
+          <w:szCs w:val="24"/>
+        </w:rPr>
+        <w:br/>
+      </w:r>
     </w:p>
     <w:p>
       <w:pPr>
         <w:rPr>
-          <w:rStyle w:val="fontstyle01"/>
-          <w:rFonts w:ascii="Times New Roman" w:hAnsi="Times New Roman" w:cs="Times New Roman"/>
+          <w:rFonts w:ascii="Times New Roman" w:hAnsi="Times New Roman" w:cs="Times New Roman"/>
+          <w:color w:val="000000"/>
           <w:sz w:val="24"/>
           <w:szCs w:val="24"/>
         </w:rPr>
@@ -183,10 +209,21 @@
         <w:rPr>
           <w:rStyle w:val="fontstyle01"/>
           <w:rFonts w:ascii="Times New Roman" w:hAnsi="Times New Roman" w:cs="Times New Roman"/>
-          <w:sz w:val="24"/>
-          <w:szCs w:val="24"/>
-        </w:rPr>
-        <w:t>Вариант 1. Космос.</w:t>
+          <w:b/>
+          <w:bCs/>
+          <w:sz w:val="24"/>
+          <w:szCs w:val="24"/>
+        </w:rPr>
+        <w:t>Задание 2.</w:t>
+      </w:r>
+      <w:r>
+        <w:rPr>
+          <w:rStyle w:val="fontstyle01"/>
+          <w:rFonts w:ascii="Times New Roman" w:hAnsi="Times New Roman" w:cs="Times New Roman"/>
+          <w:sz w:val="24"/>
+          <w:szCs w:val="24"/>
+        </w:rPr>
+        <w:t xml:space="preserve"> БД должна содержать не менее трех связанных таблиц.</w:t>
       </w:r>
       <w:r>
         <w:rPr>
@@ -201,10 +238,39 @@
         <w:rPr>
           <w:rStyle w:val="fontstyle01"/>
           <w:rFonts w:ascii="Times New Roman" w:hAnsi="Times New Roman" w:cs="Times New Roman"/>
-          <w:sz w:val="24"/>
-          <w:szCs w:val="24"/>
-        </w:rPr>
-        <w:t>Вариант 2. Музыка.</w:t>
+          <w:b/>
+          <w:bCs/>
+          <w:sz w:val="24"/>
+          <w:szCs w:val="24"/>
+        </w:rPr>
+        <w:t>Задание 3.</w:t>
+      </w:r>
+      <w:r>
+        <w:rPr>
+          <w:rStyle w:val="fontstyle01"/>
+          <w:rFonts w:ascii="Times New Roman" w:hAnsi="Times New Roman" w:cs="Times New Roman"/>
+          <w:sz w:val="24"/>
+          <w:szCs w:val="24"/>
+        </w:rPr>
+        <w:t xml:space="preserve"> Заполнить таблицы БД информацией с помощью</w:t>
+      </w:r>
+      <w:r>
+        <w:rPr>
+          <w:rFonts w:ascii="Times New Roman" w:hAnsi="Times New Roman" w:cs="Times New Roman"/>
+          <w:color w:val="000000"/>
+          <w:sz w:val="24"/>
+          <w:szCs w:val="24"/>
+        </w:rPr>
+        <w:t xml:space="preserve"> </w:t>
+      </w:r>
+      <w:r>
+        <w:rPr>
+          <w:rStyle w:val="fontstyle01"/>
+          <w:rFonts w:ascii="Times New Roman" w:hAnsi="Times New Roman" w:cs="Times New Roman"/>
+          <w:sz w:val="24"/>
+          <w:szCs w:val="24"/>
+        </w:rPr>
+        <w:t>SQL-запросов.</w:t>
       </w:r>
       <w:r>
         <w:rPr>
@@ -219,15 +285,25 @@
         <w:rPr>
           <w:rStyle w:val="fontstyle01"/>
           <w:rFonts w:ascii="Times New Roman" w:hAnsi="Times New Roman" w:cs="Times New Roman"/>
-          <w:sz w:val="24"/>
-          <w:szCs w:val="24"/>
-        </w:rPr>
-        <w:t>Вариант 3. Транспорт.</w:t>
-      </w:r>
-      <w:r>
-        <w:rPr>
-          <w:rFonts w:ascii="Times New Roman" w:hAnsi="Times New Roman" w:cs="Times New Roman"/>
-          <w:color w:val="000000"/>
+          <w:b/>
+          <w:bCs/>
+          <w:sz w:val="24"/>
+          <w:szCs w:val="24"/>
+        </w:rPr>
+        <w:t>Задание 4.</w:t>
+      </w:r>
+      <w:r>
+        <w:rPr>
+          <w:rStyle w:val="fontstyle01"/>
+          <w:rFonts w:ascii="Times New Roman" w:hAnsi="Times New Roman" w:cs="Times New Roman"/>
+          <w:sz w:val="24"/>
+          <w:szCs w:val="24"/>
+        </w:rPr>
+        <w:t xml:space="preserve"> Написать не менее трех статистических запросов (SELECT).</w:t>
+      </w:r>
+      <w:r>
+        <w:rPr>
+          <w:rFonts w:ascii="Times New Roman" w:hAnsi="Times New Roman" w:cs="Times New Roman"/>
           <w:sz w:val="24"/>
           <w:szCs w:val="24"/>
         </w:rPr>
@@ -237,10 +313,21 @@
         <w:rPr>
           <w:rStyle w:val="fontstyle01"/>
           <w:rFonts w:ascii="Times New Roman" w:hAnsi="Times New Roman" w:cs="Times New Roman"/>
-          <w:sz w:val="24"/>
-          <w:szCs w:val="24"/>
-        </w:rPr>
-        <w:t>Вариант 4. Экскурсионное бюро.</w:t>
+          <w:b/>
+          <w:bCs/>
+          <w:sz w:val="24"/>
+          <w:szCs w:val="24"/>
+        </w:rPr>
+        <w:t>Задание 5.</w:t>
+      </w:r>
+      <w:r>
+        <w:rPr>
+          <w:rStyle w:val="fontstyle01"/>
+          <w:rFonts w:ascii="Times New Roman" w:hAnsi="Times New Roman" w:cs="Times New Roman"/>
+          <w:sz w:val="24"/>
+          <w:szCs w:val="24"/>
+        </w:rPr>
+        <w:t xml:space="preserve"> Создать CGI-сервер.</w:t>
       </w:r>
       <w:r>
         <w:rPr>
@@ -255,10 +342,21 @@
         <w:rPr>
           <w:rStyle w:val="fontstyle01"/>
           <w:rFonts w:ascii="Times New Roman" w:hAnsi="Times New Roman" w:cs="Times New Roman"/>
-          <w:sz w:val="24"/>
-          <w:szCs w:val="24"/>
-        </w:rPr>
-        <w:t>Вариант 5. Кадровое агентство.</w:t>
+          <w:b/>
+          <w:bCs/>
+          <w:sz w:val="24"/>
+          <w:szCs w:val="24"/>
+        </w:rPr>
+        <w:t>Задание 6.</w:t>
+      </w:r>
+      <w:r>
+        <w:rPr>
+          <w:rStyle w:val="fontstyle01"/>
+          <w:rFonts w:ascii="Times New Roman" w:hAnsi="Times New Roman" w:cs="Times New Roman"/>
+          <w:sz w:val="24"/>
+          <w:szCs w:val="24"/>
+        </w:rPr>
+        <w:t xml:space="preserve"> Создать форму (формы) для заполнения полей таблиц.</w:t>
       </w:r>
       <w:r>
         <w:rPr>
@@ -273,10 +371,21 @@
         <w:rPr>
           <w:rStyle w:val="fontstyle01"/>
           <w:rFonts w:ascii="Times New Roman" w:hAnsi="Times New Roman" w:cs="Times New Roman"/>
-          <w:sz w:val="24"/>
-          <w:szCs w:val="24"/>
-        </w:rPr>
-        <w:t>Вариант 6. Литература.</w:t>
+          <w:b/>
+          <w:bCs/>
+          <w:sz w:val="24"/>
+          <w:szCs w:val="24"/>
+        </w:rPr>
+        <w:t>Задание 7.</w:t>
+      </w:r>
+      <w:r>
+        <w:rPr>
+          <w:rStyle w:val="fontstyle01"/>
+          <w:rFonts w:ascii="Times New Roman" w:hAnsi="Times New Roman" w:cs="Times New Roman"/>
+          <w:sz w:val="24"/>
+          <w:szCs w:val="24"/>
+        </w:rPr>
+        <w:t xml:space="preserve"> Осуществить вывод содержимого таблиц.</w:t>
       </w:r>
       <w:r>
         <w:rPr>
@@ -291,330 +400,21 @@
         <w:rPr>
           <w:rStyle w:val="fontstyle01"/>
           <w:rFonts w:ascii="Times New Roman" w:hAnsi="Times New Roman" w:cs="Times New Roman"/>
-          <w:sz w:val="24"/>
-          <w:szCs w:val="24"/>
-        </w:rPr>
-        <w:t>Вариант 7. Медицина.</w:t>
-      </w:r>
-      <w:r>
-        <w:rPr>
-          <w:rFonts w:ascii="Times New Roman" w:hAnsi="Times New Roman" w:cs="Times New Roman"/>
-          <w:color w:val="000000"/>
-          <w:sz w:val="24"/>
-          <w:szCs w:val="24"/>
-        </w:rPr>
-        <w:br/>
-      </w:r>
-      <w:r>
-        <w:rPr>
-          <w:rStyle w:val="fontstyle01"/>
-          <w:rFonts w:ascii="Times New Roman" w:hAnsi="Times New Roman" w:cs="Times New Roman"/>
-          <w:sz w:val="24"/>
-          <w:szCs w:val="24"/>
-        </w:rPr>
-        <w:t>Вариант 8. Танцы.</w:t>
-      </w:r>
-      <w:r>
-        <w:rPr>
-          <w:rFonts w:ascii="Times New Roman" w:hAnsi="Times New Roman" w:cs="Times New Roman"/>
-          <w:color w:val="000000"/>
-          <w:sz w:val="24"/>
-          <w:szCs w:val="24"/>
-        </w:rPr>
-        <w:br/>
-      </w:r>
-      <w:r>
-        <w:rPr>
-          <w:rStyle w:val="fontstyle01"/>
-          <w:rFonts w:ascii="Times New Roman" w:hAnsi="Times New Roman" w:cs="Times New Roman"/>
-          <w:sz w:val="24"/>
-          <w:szCs w:val="24"/>
-        </w:rPr>
-        <w:t>Вариант 9. Судебное дело.</w:t>
-      </w:r>
-      <w:r>
-        <w:rPr>
-          <w:rFonts w:ascii="Times New Roman" w:hAnsi="Times New Roman" w:cs="Times New Roman"/>
-          <w:color w:val="000000"/>
-          <w:sz w:val="24"/>
-          <w:szCs w:val="24"/>
-        </w:rPr>
-        <w:br/>
-      </w:r>
-      <w:r>
-        <w:rPr>
-          <w:rStyle w:val="fontstyle01"/>
-          <w:rFonts w:ascii="Times New Roman" w:hAnsi="Times New Roman" w:cs="Times New Roman"/>
-          <w:sz w:val="24"/>
-          <w:szCs w:val="24"/>
-        </w:rPr>
-        <w:t>Вариант 10. Живопись.</w:t>
-      </w:r>
-      <w:r>
-        <w:rPr>
-          <w:rFonts w:ascii="Times New Roman" w:hAnsi="Times New Roman" w:cs="Times New Roman"/>
-          <w:color w:val="000000"/>
-          <w:sz w:val="24"/>
-          <w:szCs w:val="24"/>
-        </w:rPr>
-        <w:br/>
-      </w:r>
-      <w:r>
-        <w:rPr>
-          <w:rStyle w:val="fontstyle01"/>
-          <w:rFonts w:ascii="Times New Roman" w:hAnsi="Times New Roman" w:cs="Times New Roman"/>
-          <w:sz w:val="24"/>
-          <w:szCs w:val="24"/>
-        </w:rPr>
-        <w:t>Вариант 11. Фитнес-клуб.</w:t>
-      </w:r>
-      <w:r>
-        <w:rPr>
-          <w:rFonts w:ascii="Times New Roman" w:hAnsi="Times New Roman" w:cs="Times New Roman"/>
-          <w:color w:val="000000"/>
-          <w:sz w:val="24"/>
-          <w:szCs w:val="24"/>
-        </w:rPr>
-        <w:br/>
-      </w:r>
-      <w:r>
-        <w:rPr>
-          <w:rStyle w:val="fontstyle01"/>
-          <w:rFonts w:ascii="Times New Roman" w:hAnsi="Times New Roman" w:cs="Times New Roman"/>
-          <w:sz w:val="24"/>
-          <w:szCs w:val="24"/>
-        </w:rPr>
-        <w:t>Вариант 12. Страховая компании.</w:t>
-      </w:r>
-      <w:r>
-        <w:rPr>
-          <w:rFonts w:ascii="Times New Roman" w:hAnsi="Times New Roman" w:cs="Times New Roman"/>
-          <w:color w:val="000000"/>
-          <w:sz w:val="24"/>
-          <w:szCs w:val="24"/>
-        </w:rPr>
-        <w:br/>
-      </w:r>
-      <w:r>
-        <w:rPr>
-          <w:rStyle w:val="fontstyle01"/>
-          <w:rFonts w:ascii="Times New Roman" w:hAnsi="Times New Roman" w:cs="Times New Roman"/>
-          <w:sz w:val="24"/>
-          <w:szCs w:val="24"/>
-        </w:rPr>
-        <w:t>Вариант 13. Гостиница.</w:t>
-      </w:r>
-      <w:r>
-        <w:rPr>
-          <w:rFonts w:ascii="Times New Roman" w:hAnsi="Times New Roman" w:cs="Times New Roman"/>
-          <w:color w:val="000000"/>
-          <w:sz w:val="24"/>
-          <w:szCs w:val="24"/>
-        </w:rPr>
-        <w:br/>
-      </w:r>
-      <w:r>
-        <w:rPr>
-          <w:rStyle w:val="fontstyle01"/>
-          <w:rFonts w:ascii="Times New Roman" w:hAnsi="Times New Roman" w:cs="Times New Roman"/>
-          <w:sz w:val="24"/>
-          <w:szCs w:val="24"/>
-        </w:rPr>
-        <w:t>Вариант 14. Архитектура.</w:t>
-      </w:r>
-      <w:r>
-        <w:rPr>
-          <w:rFonts w:ascii="Times New Roman" w:hAnsi="Times New Roman" w:cs="Times New Roman"/>
-          <w:color w:val="000000"/>
-          <w:sz w:val="24"/>
-          <w:szCs w:val="24"/>
-        </w:rPr>
-        <w:br/>
-      </w:r>
-      <w:r>
-        <w:rPr>
-          <w:rStyle w:val="fontstyle01"/>
-          <w:rFonts w:ascii="Times New Roman" w:hAnsi="Times New Roman" w:cs="Times New Roman"/>
-          <w:sz w:val="24"/>
-          <w:szCs w:val="24"/>
-        </w:rPr>
-        <w:t>Вариант 15. Программное обеспечение.</w:t>
-      </w:r>
-      <w:r>
-        <w:rPr>
-          <w:rFonts w:ascii="Times New Roman" w:hAnsi="Times New Roman" w:cs="Times New Roman"/>
-          <w:color w:val="000000"/>
-          <w:sz w:val="24"/>
-          <w:szCs w:val="24"/>
-        </w:rPr>
-        <w:br/>
-      </w:r>
-      <w:r>
-        <w:rPr>
-          <w:rStyle w:val="fontstyle01"/>
-          <w:rFonts w:ascii="Times New Roman" w:hAnsi="Times New Roman" w:cs="Times New Roman"/>
-          <w:sz w:val="24"/>
-          <w:szCs w:val="24"/>
-        </w:rPr>
-        <w:t>Вариант 16. Экология.</w:t>
-      </w:r>
-      <w:r>
-        <w:rPr>
-          <w:rFonts w:ascii="Times New Roman" w:hAnsi="Times New Roman" w:cs="Times New Roman"/>
-          <w:color w:val="000000"/>
-          <w:sz w:val="24"/>
-          <w:szCs w:val="24"/>
-        </w:rPr>
-        <w:br/>
-      </w:r>
-      <w:r>
-        <w:rPr>
-          <w:rStyle w:val="fontstyle01"/>
-          <w:rFonts w:ascii="Times New Roman" w:hAnsi="Times New Roman" w:cs="Times New Roman"/>
-          <w:sz w:val="24"/>
-          <w:szCs w:val="24"/>
-        </w:rPr>
-        <w:t>Вариант 17. Антиквариат.</w:t>
-      </w:r>
-      <w:r>
-        <w:rPr>
-          <w:rFonts w:ascii="Times New Roman" w:hAnsi="Times New Roman" w:cs="Times New Roman"/>
-          <w:color w:val="000000"/>
-          <w:sz w:val="24"/>
-          <w:szCs w:val="24"/>
-        </w:rPr>
-        <w:br/>
-      </w:r>
-      <w:r>
-        <w:rPr>
-          <w:rStyle w:val="fontstyle01"/>
-          <w:rFonts w:ascii="Times New Roman" w:hAnsi="Times New Roman" w:cs="Times New Roman"/>
-          <w:sz w:val="24"/>
-          <w:szCs w:val="24"/>
-        </w:rPr>
-        <w:t>Вариант 18. Мода и стиль.</w:t>
-      </w:r>
-      <w:r>
-        <w:rPr>
-          <w:rFonts w:ascii="Times New Roman" w:hAnsi="Times New Roman" w:cs="Times New Roman"/>
-          <w:color w:val="000000"/>
-          <w:sz w:val="24"/>
-          <w:szCs w:val="24"/>
-        </w:rPr>
-        <w:br/>
-      </w:r>
-      <w:r>
-        <w:rPr>
-          <w:rStyle w:val="fontstyle01"/>
-          <w:rFonts w:ascii="Times New Roman" w:hAnsi="Times New Roman" w:cs="Times New Roman"/>
-          <w:sz w:val="24"/>
-          <w:szCs w:val="24"/>
-        </w:rPr>
-        <w:t>Вариант 19. Авиация.</w:t>
-      </w:r>
-      <w:r>
-        <w:rPr>
-          <w:rFonts w:ascii="Times New Roman" w:hAnsi="Times New Roman" w:cs="Times New Roman"/>
-          <w:color w:val="000000"/>
-          <w:sz w:val="24"/>
-          <w:szCs w:val="24"/>
-        </w:rPr>
-        <w:br/>
-      </w:r>
-      <w:r>
-        <w:rPr>
-          <w:rStyle w:val="fontstyle01"/>
-          <w:rFonts w:ascii="Times New Roman" w:hAnsi="Times New Roman" w:cs="Times New Roman"/>
-          <w:sz w:val="24"/>
-          <w:szCs w:val="24"/>
-        </w:rPr>
-        <w:t>Вариант 20. Ресторанный бизнес.</w:t>
-      </w:r>
-      <w:r>
-        <w:rPr>
-          <w:rFonts w:ascii="Times New Roman" w:hAnsi="Times New Roman" w:cs="Times New Roman"/>
-          <w:color w:val="000000"/>
-          <w:sz w:val="24"/>
-          <w:szCs w:val="24"/>
-        </w:rPr>
-        <w:br/>
-      </w:r>
-      <w:r>
-        <w:rPr>
-          <w:rStyle w:val="fontstyle01"/>
-          <w:rFonts w:ascii="Times New Roman" w:hAnsi="Times New Roman" w:cs="Times New Roman"/>
-          <w:sz w:val="24"/>
-          <w:szCs w:val="24"/>
-        </w:rPr>
-        <w:t>Вариант 21. Виноделие.</w:t>
-      </w:r>
-      <w:r>
-        <w:rPr>
-          <w:rFonts w:ascii="Times New Roman" w:hAnsi="Times New Roman" w:cs="Times New Roman"/>
-          <w:color w:val="000000"/>
-          <w:sz w:val="24"/>
-          <w:szCs w:val="24"/>
-        </w:rPr>
-        <w:br/>
-      </w:r>
-    </w:p>
-    <w:p>
-      <w:pPr>
-        <w:rPr>
-          <w:rStyle w:val="fontstyle01"/>
-          <w:rFonts w:ascii="Times New Roman" w:hAnsi="Times New Roman" w:cs="Times New Roman"/>
-          <w:sz w:val="24"/>
-          <w:szCs w:val="24"/>
-        </w:rPr>
-      </w:pPr>
-      <w:r>
-        <w:rPr>
-          <w:rStyle w:val="fontstyle01"/>
-          <w:rFonts w:ascii="Times New Roman" w:hAnsi="Times New Roman" w:cs="Times New Roman"/>
-          <w:b/>
-          <w:bCs/>
-          <w:sz w:val="24"/>
-          <w:szCs w:val="24"/>
-        </w:rPr>
-        <w:t>Задание 2.</w:t>
-      </w:r>
-      <w:r>
-        <w:rPr>
-          <w:rStyle w:val="fontstyle01"/>
-          <w:rFonts w:ascii="Times New Roman" w:hAnsi="Times New Roman" w:cs="Times New Roman"/>
-          <w:sz w:val="24"/>
-          <w:szCs w:val="24"/>
-        </w:rPr>
-        <w:t xml:space="preserve"> БД должна содержать не менее трех связанных таблиц.</w:t>
-      </w:r>
-      <w:r>
-        <w:rPr>
-          <w:rFonts w:ascii="Times New Roman" w:hAnsi="Times New Roman" w:cs="Times New Roman"/>
-          <w:color w:val="000000"/>
-          <w:sz w:val="24"/>
-          <w:szCs w:val="24"/>
-        </w:rPr>
-        <w:br/>
-      </w:r>
-      <w:r>
-        <w:rPr>
-          <w:rStyle w:val="fontstyle01"/>
-          <w:rFonts w:ascii="Times New Roman" w:hAnsi="Times New Roman" w:cs="Times New Roman"/>
-          <w:b/>
-          <w:bCs/>
-          <w:sz w:val="24"/>
-          <w:szCs w:val="24"/>
-        </w:rPr>
-        <w:t>Задание 3.</w:t>
-      </w:r>
-      <w:r>
-        <w:rPr>
-          <w:rStyle w:val="fontstyle01"/>
-          <w:rFonts w:ascii="Times New Roman" w:hAnsi="Times New Roman" w:cs="Times New Roman"/>
-          <w:sz w:val="24"/>
-          <w:szCs w:val="24"/>
-        </w:rPr>
-        <w:t xml:space="preserve"> Заполнить таблицы БД информацией с помощью</w:t>
+          <w:b/>
+          <w:bCs/>
+          <w:sz w:val="24"/>
+          <w:szCs w:val="24"/>
+        </w:rPr>
+        <w:t>Задание 8.</w:t>
+      </w:r>
+      <w:r>
+        <w:rPr>
+          <w:rStyle w:val="fontstyle01"/>
+          <w:rFonts w:ascii="Times New Roman" w:hAnsi="Times New Roman" w:cs="Times New Roman"/>
+          <w:sz w:val="24"/>
+          <w:szCs w:val="24"/>
+        </w:rPr>
+        <w:t xml:space="preserve"> Экспорт/импорт таблицы в XML или JSON, используя</w:t>
       </w:r>
       <w:r>
         <w:rPr>
@@ -632,390 +432,7 @@
           <w:sz w:val="24"/>
           <w:szCs w:val="24"/>
         </w:rPr>
-        <w:t>SQL-запросов.</w:t>
-      </w:r>
-      <w:r>
-        <w:rPr>
-          <w:rFonts w:ascii="Times New Roman" w:hAnsi="Times New Roman" w:cs="Times New Roman"/>
-          <w:color w:val="000000"/>
-          <w:sz w:val="24"/>
-          <w:szCs w:val="24"/>
-        </w:rPr>
-        <w:br/>
-      </w:r>
-      <w:r>
-        <w:rPr>
-          <w:rStyle w:val="fontstyle01"/>
-          <w:rFonts w:ascii="Times New Roman" w:hAnsi="Times New Roman" w:cs="Times New Roman"/>
-          <w:b/>
-          <w:bCs/>
-          <w:sz w:val="24"/>
-          <w:szCs w:val="24"/>
-        </w:rPr>
-        <w:t>Задание 4.</w:t>
-      </w:r>
-      <w:r>
-        <w:rPr>
-          <w:rStyle w:val="fontstyle01"/>
-          <w:rFonts w:ascii="Times New Roman" w:hAnsi="Times New Roman" w:cs="Times New Roman"/>
-          <w:sz w:val="24"/>
-          <w:szCs w:val="24"/>
-        </w:rPr>
-        <w:t xml:space="preserve"> Написать не менее трех статистических запросов (SELECT).</w:t>
-      </w:r>
-      <w:r>
-        <w:rPr>
-          <w:rFonts w:ascii="Times New Roman" w:hAnsi="Times New Roman" w:cs="Times New Roman"/>
-          <w:sz w:val="24"/>
-          <w:szCs w:val="24"/>
-        </w:rPr>
-        <w:br/>
-      </w:r>
-      <w:r>
-        <w:rPr>
-          <w:rStyle w:val="fontstyle01"/>
-          <w:rFonts w:ascii="Times New Roman" w:hAnsi="Times New Roman" w:cs="Times New Roman"/>
-          <w:b/>
-          <w:bCs/>
-          <w:sz w:val="24"/>
-          <w:szCs w:val="24"/>
-        </w:rPr>
-        <w:t>Задание 5.</w:t>
-      </w:r>
-      <w:r>
-        <w:rPr>
-          <w:rStyle w:val="fontstyle01"/>
-          <w:rFonts w:ascii="Times New Roman" w:hAnsi="Times New Roman" w:cs="Times New Roman"/>
-          <w:sz w:val="24"/>
-          <w:szCs w:val="24"/>
-        </w:rPr>
-        <w:t xml:space="preserve"> Создать CGI-сервер.</w:t>
-      </w:r>
-      <w:r>
-        <w:rPr>
-          <w:rFonts w:ascii="Times New Roman" w:hAnsi="Times New Roman" w:cs="Times New Roman"/>
-          <w:color w:val="000000"/>
-          <w:sz w:val="24"/>
-          <w:szCs w:val="24"/>
-        </w:rPr>
-        <w:br/>
-      </w:r>
-      <w:r>
-        <w:rPr>
-          <w:rStyle w:val="fontstyle01"/>
-          <w:rFonts w:ascii="Times New Roman" w:hAnsi="Times New Roman" w:cs="Times New Roman"/>
-          <w:b/>
-          <w:bCs/>
-          <w:sz w:val="24"/>
-          <w:szCs w:val="24"/>
-        </w:rPr>
-        <w:t>Задание 6.</w:t>
-      </w:r>
-      <w:r>
-        <w:rPr>
-          <w:rStyle w:val="fontstyle01"/>
-          <w:rFonts w:ascii="Times New Roman" w:hAnsi="Times New Roman" w:cs="Times New Roman"/>
-          <w:sz w:val="24"/>
-          <w:szCs w:val="24"/>
-        </w:rPr>
-        <w:t xml:space="preserve"> Создать форму (формы) для заполнения полей таблиц.</w:t>
-      </w:r>
-      <w:r>
-        <w:rPr>
-          <w:rFonts w:ascii="Times New Roman" w:hAnsi="Times New Roman" w:cs="Times New Roman"/>
-          <w:color w:val="000000"/>
-          <w:sz w:val="24"/>
-          <w:szCs w:val="24"/>
-        </w:rPr>
-        <w:br/>
-      </w:r>
-      <w:r>
-        <w:rPr>
-          <w:rStyle w:val="fontstyle01"/>
-          <w:rFonts w:ascii="Times New Roman" w:hAnsi="Times New Roman" w:cs="Times New Roman"/>
-          <w:b/>
-          <w:bCs/>
-          <w:sz w:val="24"/>
-          <w:szCs w:val="24"/>
-        </w:rPr>
-        <w:t>Задание 7.</w:t>
-      </w:r>
-      <w:r>
-        <w:rPr>
-          <w:rStyle w:val="fontstyle01"/>
-          <w:rFonts w:ascii="Times New Roman" w:hAnsi="Times New Roman" w:cs="Times New Roman"/>
-          <w:sz w:val="24"/>
-          <w:szCs w:val="24"/>
-        </w:rPr>
-        <w:t xml:space="preserve"> Осуществить вывод содержимого таблиц.</w:t>
-      </w:r>
-      <w:r>
-        <w:rPr>
-          <w:rFonts w:ascii="Times New Roman" w:hAnsi="Times New Roman" w:cs="Times New Roman"/>
-          <w:color w:val="000000"/>
-          <w:sz w:val="24"/>
-          <w:szCs w:val="24"/>
-        </w:rPr>
-        <w:br/>
-      </w:r>
-      <w:r>
-        <w:rPr>
-          <w:rStyle w:val="fontstyle01"/>
-          <w:rFonts w:ascii="Times New Roman" w:hAnsi="Times New Roman" w:cs="Times New Roman"/>
-          <w:b/>
-          <w:bCs/>
-          <w:sz w:val="24"/>
-          <w:szCs w:val="24"/>
-        </w:rPr>
-        <w:t>Задание 8.</w:t>
-      </w:r>
-      <w:r>
-        <w:rPr>
-          <w:rStyle w:val="fontstyle01"/>
-          <w:rFonts w:ascii="Times New Roman" w:hAnsi="Times New Roman" w:cs="Times New Roman"/>
-          <w:sz w:val="24"/>
-          <w:szCs w:val="24"/>
-        </w:rPr>
-        <w:t xml:space="preserve"> Экспорт/импорт таблицы в XML или JSON, используя</w:t>
-      </w:r>
-      <w:r>
-        <w:rPr>
-          <w:rFonts w:ascii="Times New Roman" w:hAnsi="Times New Roman" w:cs="Times New Roman"/>
-          <w:color w:val="000000"/>
-          <w:sz w:val="24"/>
-          <w:szCs w:val="24"/>
-        </w:rPr>
-        <w:t xml:space="preserve"> </w:t>
-      </w:r>
-      <w:r>
-        <w:rPr>
-          <w:rStyle w:val="fontstyle01"/>
-          <w:rFonts w:ascii="Times New Roman" w:hAnsi="Times New Roman" w:cs="Times New Roman"/>
-          <w:sz w:val="24"/>
-          <w:szCs w:val="24"/>
-        </w:rPr>
         <w:t>заданную библиотеку.</w:t>
-      </w:r>
-    </w:p>
-    <w:p>
-      <w:pPr>
-        <w:rPr>
-          <w:rStyle w:val="fontstyle01"/>
-          <w:rFonts w:ascii="Times New Roman" w:hAnsi="Times New Roman" w:cs="Times New Roman"/>
-          <w:color w:val="FF0000"/>
-          <w:sz w:val="24"/>
-          <w:szCs w:val="24"/>
-        </w:rPr>
-      </w:pPr>
-      <w:r>
-        <w:rPr>
-          <w:rStyle w:val="fontstyle01"/>
-          <w:rFonts w:ascii="Times New Roman" w:hAnsi="Times New Roman" w:cs="Times New Roman"/>
-          <w:color w:val="FF0000"/>
-          <w:sz w:val="24"/>
-          <w:szCs w:val="24"/>
-        </w:rPr>
-        <w:t xml:space="preserve">Вариант: </w:t>
-      </w:r>
-      <w:r>
-        <w:rPr>
-          <w:rStyle w:val="fontstyle21"/>
-          <w:rFonts w:ascii="Times New Roman" w:hAnsi="Times New Roman" w:cs="Times New Roman"/>
-          <w:sz w:val="24"/>
-          <w:szCs w:val="24"/>
-        </w:rPr>
-        <w:t>((</w:t>
-      </w:r>
-      <w:r>
-        <w:rPr>
-          <w:rStyle w:val="fontstyle31"/>
-          <w:rFonts w:ascii="Times New Roman" w:hAnsi="Times New Roman" w:cs="Times New Roman"/>
-          <w:sz w:val="24"/>
-          <w:szCs w:val="24"/>
-        </w:rPr>
-        <w:t xml:space="preserve">N </w:t>
-      </w:r>
-      <w:r>
-        <w:rPr>
-          <w:rStyle w:val="fontstyle21"/>
-          <w:rFonts w:ascii="Times New Roman" w:hAnsi="Times New Roman" w:cs="Times New Roman"/>
-          <w:sz w:val="24"/>
-          <w:szCs w:val="24"/>
-        </w:rPr>
-        <w:t>–</w:t>
-      </w:r>
-      <w:r>
-        <w:rPr>
-          <w:rStyle w:val="fontstyle21"/>
-          <w:rFonts w:ascii="Times New Roman" w:hAnsi="Times New Roman" w:cs="Times New Roman"/>
-          <w:sz w:val="24"/>
-          <w:szCs w:val="24"/>
-        </w:rPr>
-        <w:t xml:space="preserve"> </w:t>
-      </w:r>
-      <w:r>
-        <w:rPr>
-          <w:rStyle w:val="fontstyle01"/>
-          <w:rFonts w:ascii="Times New Roman" w:hAnsi="Times New Roman" w:cs="Times New Roman"/>
-          <w:color w:val="FF0000"/>
-          <w:sz w:val="24"/>
-          <w:szCs w:val="24"/>
-        </w:rPr>
-        <w:t>1</w:t>
-      </w:r>
-      <w:r>
-        <w:rPr>
-          <w:rStyle w:val="fontstyle01"/>
-          <w:rFonts w:ascii="Times New Roman" w:hAnsi="Times New Roman" w:cs="Times New Roman"/>
-          <w:color w:val="FF0000"/>
-          <w:sz w:val="24"/>
-          <w:szCs w:val="24"/>
-        </w:rPr>
-        <w:t>)</w:t>
-      </w:r>
-      <w:r>
-        <w:rPr>
-          <w:rStyle w:val="fontstyle01"/>
-          <w:rFonts w:ascii="Times New Roman" w:hAnsi="Times New Roman" w:cs="Times New Roman"/>
-          <w:color w:val="FF0000"/>
-          <w:sz w:val="24"/>
-          <w:szCs w:val="24"/>
-        </w:rPr>
-        <w:t xml:space="preserve"> %3 </w:t>
-      </w:r>
-      <w:r>
-        <w:rPr>
-          <w:rStyle w:val="fontstyle01"/>
-          <w:rFonts w:ascii="Times New Roman" w:hAnsi="Times New Roman" w:cs="Times New Roman"/>
-          <w:color w:val="FF0000"/>
-          <w:sz w:val="24"/>
-          <w:szCs w:val="24"/>
-        </w:rPr>
-        <w:t xml:space="preserve">+ </w:t>
-      </w:r>
-      <w:r>
-        <w:rPr>
-          <w:rStyle w:val="fontstyle01"/>
-          <w:rFonts w:ascii="Times New Roman" w:hAnsi="Times New Roman" w:cs="Times New Roman"/>
-          <w:color w:val="FF0000"/>
-          <w:sz w:val="24"/>
-          <w:szCs w:val="24"/>
-        </w:rPr>
-        <w:t xml:space="preserve">1 </w:t>
-      </w:r>
-      <w:r>
-        <w:rPr>
-          <w:rStyle w:val="fontstyle21"/>
-          <w:rFonts w:ascii="Times New Roman" w:hAnsi="Times New Roman" w:cs="Times New Roman"/>
-          <w:sz w:val="24"/>
-          <w:szCs w:val="24"/>
-        </w:rPr>
-        <w:t xml:space="preserve"> ) </w:t>
-      </w:r>
-      <w:r>
-        <w:rPr>
-          <w:rStyle w:val="fontstyle01"/>
-          <w:rFonts w:ascii="Times New Roman" w:hAnsi="Times New Roman" w:cs="Times New Roman"/>
-          <w:color w:val="FF0000"/>
-          <w:sz w:val="24"/>
-          <w:szCs w:val="24"/>
-        </w:rPr>
-        <w:t xml:space="preserve">, где </w:t>
-      </w:r>
-      <w:r>
-        <w:rPr>
-          <w:rStyle w:val="fontstyle31"/>
-          <w:rFonts w:ascii="Times New Roman" w:hAnsi="Times New Roman" w:cs="Times New Roman"/>
-          <w:sz w:val="24"/>
-          <w:szCs w:val="24"/>
-        </w:rPr>
-        <w:t xml:space="preserve">N </w:t>
-      </w:r>
-      <w:r>
-        <w:rPr>
-          <w:rStyle w:val="fontstyle01"/>
-          <w:rFonts w:ascii="Times New Roman" w:hAnsi="Times New Roman" w:cs="Times New Roman"/>
-          <w:color w:val="FF0000"/>
-          <w:sz w:val="24"/>
-          <w:szCs w:val="24"/>
-        </w:rPr>
-        <w:t>– номер по списку.</w:t>
-      </w:r>
-    </w:p>
-    <w:p>
-      <w:pPr>
-        <w:rPr>
-          <w:rFonts w:ascii="Times New Roman" w:hAnsi="Times New Roman" w:cs="Times New Roman"/>
-          <w:sz w:val="24"/>
-          <w:szCs w:val="24"/>
-        </w:rPr>
-      </w:pPr>
-      <w:r>
-        <w:rPr>
-          <w:rStyle w:val="fontstyle01"/>
-          <w:rFonts w:ascii="Times New Roman" w:hAnsi="Times New Roman" w:cs="Times New Roman"/>
-          <w:sz w:val="24"/>
-          <w:szCs w:val="24"/>
-        </w:rPr>
-        <w:t xml:space="preserve">Вариант 1. </w:t>
-      </w:r>
-      <w:proofErr w:type="spellStart"/>
-      <w:r>
-        <w:rPr>
-          <w:rStyle w:val="fontstyle01"/>
-          <w:rFonts w:ascii="Times New Roman" w:hAnsi="Times New Roman" w:cs="Times New Roman"/>
-          <w:sz w:val="24"/>
-          <w:szCs w:val="24"/>
-        </w:rPr>
-        <w:t>minidom</w:t>
-      </w:r>
-      <w:proofErr w:type="spellEnd"/>
-      <w:r>
-        <w:rPr>
-          <w:rStyle w:val="fontstyle01"/>
-          <w:rFonts w:ascii="Times New Roman" w:hAnsi="Times New Roman" w:cs="Times New Roman"/>
-          <w:sz w:val="24"/>
-          <w:szCs w:val="24"/>
-        </w:rPr>
-        <w:t>.</w:t>
-      </w:r>
-      <w:r>
-        <w:rPr>
-          <w:rFonts w:ascii="Times New Roman" w:hAnsi="Times New Roman" w:cs="Times New Roman"/>
-          <w:color w:val="000000"/>
-          <w:sz w:val="24"/>
-          <w:szCs w:val="24"/>
-        </w:rPr>
-        <w:br/>
-      </w:r>
-      <w:r>
-        <w:rPr>
-          <w:rStyle w:val="fontstyle01"/>
-          <w:rFonts w:ascii="Times New Roman" w:hAnsi="Times New Roman" w:cs="Times New Roman"/>
-          <w:sz w:val="24"/>
-          <w:szCs w:val="24"/>
-        </w:rPr>
-        <w:t xml:space="preserve">Вариант 2. </w:t>
-      </w:r>
-      <w:proofErr w:type="spellStart"/>
-      <w:r>
-        <w:rPr>
-          <w:rStyle w:val="fontstyle01"/>
-          <w:rFonts w:ascii="Times New Roman" w:hAnsi="Times New Roman" w:cs="Times New Roman"/>
-          <w:sz w:val="24"/>
-          <w:szCs w:val="24"/>
-        </w:rPr>
-        <w:t>ElementTree</w:t>
-      </w:r>
-      <w:proofErr w:type="spellEnd"/>
-      <w:r>
-        <w:rPr>
-          <w:rStyle w:val="fontstyle01"/>
-          <w:rFonts w:ascii="Times New Roman" w:hAnsi="Times New Roman" w:cs="Times New Roman"/>
-          <w:sz w:val="24"/>
-          <w:szCs w:val="24"/>
-        </w:rPr>
-        <w:t>.</w:t>
       </w:r>
       <w:r>
         <w:rPr>
@@ -1067,7 +484,7 @@
 </file>
 
 <file path=word/styles.xml><?xml version="1.0" encoding="utf-8"?>
-<w:styles xmlns:mc="http://schemas.openxmlformats.org/markup-compatibility/2006" xmlns:r="http://schemas.openxmlformats.org/officeDocument/2006/relationships" xmlns:w="http://schemas.openxmlformats.org/wordprocessingml/2006/main" xmlns:w14="http://schemas.microsoft.com/office/word/2010/wordml" xmlns:w15="http://schemas.microsoft.com/office/word/2012/wordml" xmlns:w16cex="http://schemas.microsoft.com/office/word/2018/wordml/cex" xmlns:w16cid="http://schemas.microsoft.com/office/word/2016/wordml/cid" xmlns:w16="http://schemas.microsoft.com/office/word/2018/wordml" xmlns:w16du="http://schemas.microsoft.com/office/word/2023/wordml/word16du" xmlns:w16sdtdh="http://schemas.microsoft.com/office/word/2020/wordml/sdtdatahash" xmlns:w16se="http://schemas.microsoft.com/office/word/2015/wordml/symex" mc:Ignorable="w14 w15 w16se w16cid w16 w16cex w16sdtdh w16du">
+<w:styles xmlns:mc="http://schemas.openxmlformats.org/markup-compatibility/2006" xmlns:r="http://schemas.openxmlformats.org/officeDocument/2006/relationships" xmlns:w="http://schemas.openxmlformats.org/wordprocessingml/2006/main" xmlns:w14="http://schemas.microsoft.com/office/word/2010/wordml" xmlns:w15="http://schemas.microsoft.com/office/word/2012/wordml" xmlns:w16cex="http://schemas.microsoft.com/office/word/2018/wordml/cex" xmlns:w16cid="http://schemas.microsoft.com/office/word/2016/wordml/cid" xmlns:w16="http://schemas.microsoft.com/office/word/2018/wordml" xmlns:w16du="http://schemas.microsoft.com/office/word/2023/wordml/word16du" xmlns:w16sdtdh="http://schemas.microsoft.com/office/word/2020/wordml/sdtdatahash" xmlns:w16sdtfl="http://schemas.microsoft.com/office/word/2024/wordml/sdtformatlock" xmlns:w16se="http://schemas.microsoft.com/office/word/2015/wordml/symex" mc:Ignorable="w14 w15 w16se w16cid w16 w16cex w16sdtdh w16sdtfl w16du">
   <w:docDefaults>
     <w:rPrDefault>
       <w:rPr>
